--- a/docs/word/README.docx
+++ b/docs/word/README.docx
@@ -579,6 +579,71 @@
                 <w:sz w:val="18"/>
                 <w:lang w:val="en-US" w:eastAsia="zh-CN"/>
               </w:rPr>
+              <w:t>test-report-m2.md</w:t>
+            </w:r>
+          </w:p>
+        </w:tc>
+        <w:tc>
+          <w:tcPr>
+            <w:tcW w:type="dxa" w:w="3137"/>
+          </w:tcPr>
+          <w:p>
+            <w:pPr>
+              <w:spacing w:before="20" w:after="20"/>
+              <w:jc w:val="left"/>
+            </w:pPr>
+            <w:r>
+              <w:rPr>
+                <w:rFonts w:ascii="Times New Roman" w:hAnsi="Times New Roman" w:eastAsia="宋体"/>
+                <w:b w:val="0"/>
+                <w:sz w:val="18"/>
+                <w:lang w:val="en-US" w:eastAsia="zh-CN"/>
+              </w:rPr>
+              <w:t>M2 节点测试报告：环境、L1/L3 结果、缺陷记录、已知限制</w:t>
+            </w:r>
+          </w:p>
+        </w:tc>
+        <w:tc>
+          <w:tcPr>
+            <w:tcW w:type="dxa" w:w="3137"/>
+          </w:tcPr>
+          <w:p>
+            <w:pPr>
+              <w:spacing w:before="20" w:after="20"/>
+              <w:jc w:val="left"/>
+            </w:pPr>
+            <w:r>
+              <w:rPr>
+                <w:rFonts w:ascii="Times New Roman" w:hAnsi="Times New Roman" w:eastAsia="宋体"/>
+                <w:b w:val="0"/>
+                <w:sz w:val="18"/>
+                <w:lang w:val="en-US" w:eastAsia="zh-CN"/>
+              </w:rPr>
+              <w:t>M2 通过</w:t>
+            </w:r>
+          </w:p>
+        </w:tc>
+      </w:tr>
+      <w:tr>
+        <w:trPr>
+          <w:cantSplit/>
+        </w:trPr>
+        <w:tc>
+          <w:tcPr>
+            <w:tcW w:type="dxa" w:w="3137"/>
+          </w:tcPr>
+          <w:p>
+            <w:pPr>
+              <w:spacing w:before="20" w:after="20"/>
+              <w:jc w:val="left"/>
+            </w:pPr>
+            <w:r>
+              <w:rPr>
+                <w:rFonts w:ascii="Times New Roman" w:hAnsi="Times New Roman" w:eastAsia="宋体"/>
+                <w:b w:val="0"/>
+                <w:sz w:val="18"/>
+                <w:lang w:val="en-US" w:eastAsia="zh-CN"/>
+              </w:rPr>
               <w:t>ai-usage.md</w:t>
             </w:r>
           </w:p>

--- a/docs/word/README.docx
+++ b/docs/word/README.docx
@@ -22,6 +22,83 @@
         <w:t>文档索引</w:t>
       </w:r>
     </w:p>
+    <w:p>
+      <w:pPr>
+        <w:spacing w:before="80" w:after="160" w:line="240" w:lineRule="auto"/>
+        <w:ind w:left="113" w:right="57"/>
+        <w:shd w:val="clear" w:color="auto" w:fill="F2F2F2"/>
+      </w:pPr>
+      <w:r>
+        <w:rPr>
+          <w:rFonts w:ascii="Consolas" w:hAnsi="Consolas" w:eastAsia="宋体"/>
+          <w:sz w:val="16"/>
+          <w:lang w:val="en-US" w:eastAsia="zh-CN"/>
+        </w:rPr>
+        <w:t>docs/</w:t>
+        <w:br/>
+      </w:r>
+      <w:r>
+        <w:rPr>
+          <w:rFonts w:ascii="Consolas" w:hAnsi="Consolas" w:eastAsia="宋体"/>
+          <w:sz w:val="16"/>
+          <w:lang w:val="en-US" w:eastAsia="zh-CN"/>
+        </w:rPr>
+        <w:t>├── project-intro.md          项目介绍：背景、范围、选型、指标、里程碑</w:t>
+        <w:br/>
+      </w:r>
+      <w:r>
+        <w:rPr>
+          <w:rFonts w:ascii="Consolas" w:hAnsi="Consolas" w:eastAsia="宋体"/>
+          <w:sz w:val="16"/>
+          <w:lang w:val="en-US" w:eastAsia="zh-CN"/>
+        </w:rPr>
+        <w:t>├── architecture/             架构与协议：怎么分层、接口是什么、协议怎么编解码</w:t>
+        <w:br/>
+      </w:r>
+      <w:r>
+        <w:rPr>
+          <w:rFonts w:ascii="Consolas" w:hAnsi="Consolas" w:eastAsia="宋体"/>
+          <w:sz w:val="16"/>
+          <w:lang w:val="en-US" w:eastAsia="zh-CN"/>
+        </w:rPr>
+        <w:t>├── conventions/              工程规范：提交、编码、测试、AI 使用</w:t>
+        <w:br/>
+      </w:r>
+      <w:r>
+        <w:rPr>
+          <w:rFonts w:ascii="Consolas" w:hAnsi="Consolas" w:eastAsia="宋体"/>
+          <w:sz w:val="16"/>
+          <w:lang w:val="en-US" w:eastAsia="zh-CN"/>
+        </w:rPr>
+        <w:t>├── nodes/                    里程碑产出：每个节点的测试报告与架构检查</w:t>
+        <w:br/>
+      </w:r>
+      <w:r>
+        <w:rPr>
+          <w:rFonts w:ascii="Consolas" w:hAnsi="Consolas" w:eastAsia="宋体"/>
+          <w:sz w:val="16"/>
+          <w:lang w:val="en-US" w:eastAsia="zh-CN"/>
+        </w:rPr>
+        <w:t>└── word/                     Word 副本，由 tools/docgen/md2docx.py 生成</w:t>
+      </w:r>
+    </w:p>
+    <w:p>
+      <w:pPr>
+        <w:pStyle w:val="Heading2"/>
+        <w:keepNext/>
+        <w:spacing w:before="280" w:after="120"/>
+      </w:pPr>
+      <w:r>
+        <w:rPr>
+          <w:rFonts w:ascii="黑体" w:hAnsi="黑体" w:eastAsia="黑体"/>
+          <w:b/>
+          <w:color w:val="000000"/>
+          <w:sz w:val="30"/>
+          <w:lang w:val="en-US" w:eastAsia="zh-CN"/>
+        </w:rPr>
+        <w:t>架构与协议</w:t>
+      </w:r>
+    </w:p>
     <w:tbl>
       <w:tblPr>
         <w:tblStyle w:val="TableGrid"/>
@@ -31,9 +108,8 @@
         <w:tblLook w:firstColumn="1" w:firstRow="1" w:lastColumn="0" w:lastRow="0" w:noHBand="0" w:noVBand="1" w:val="04A0"/>
       </w:tblPr>
       <w:tblGrid>
-        <w:gridCol w:w="3137"/>
-        <w:gridCol w:w="3137"/>
-        <w:gridCol w:w="3137"/>
+        <w:gridCol w:w="4706"/>
+        <w:gridCol w:w="4706"/>
       </w:tblGrid>
       <w:tr>
         <w:trPr>
@@ -42,7 +118,7 @@
         </w:trPr>
         <w:tc>
           <w:tcPr>
-            <w:tcW w:type="dxa" w:w="3137"/>
+            <w:tcW w:type="dxa" w:w="4706"/>
             <w:shd w:val="clear" w:color="auto" w:fill="EDEDED"/>
           </w:tcPr>
           <w:p>
@@ -63,7 +139,7 @@
         </w:tc>
         <w:tc>
           <w:tcPr>
-            <w:tcW w:type="dxa" w:w="3137"/>
+            <w:tcW w:type="dxa" w:w="4706"/>
             <w:shd w:val="clear" w:color="auto" w:fill="EDEDED"/>
           </w:tcPr>
           <w:p>
@@ -82,9 +158,185 @@
             </w:r>
           </w:p>
         </w:tc>
+      </w:tr>
+      <w:tr>
+        <w:trPr>
+          <w:cantSplit/>
+        </w:trPr>
         <w:tc>
           <w:tcPr>
-            <w:tcW w:type="dxa" w:w="3137"/>
+            <w:tcW w:type="dxa" w:w="4706"/>
+          </w:tcPr>
+          <w:p>
+            <w:pPr>
+              <w:spacing w:before="20" w:after="20"/>
+              <w:jc w:val="left"/>
+            </w:pPr>
+            <w:r>
+              <w:rPr>
+                <w:rFonts w:ascii="Times New Roman" w:hAnsi="Times New Roman" w:eastAsia="宋体"/>
+                <w:b w:val="0"/>
+                <w:sz w:val="18"/>
+                <w:lang w:val="en-US" w:eastAsia="zh-CN"/>
+              </w:rPr>
+              <w:t>architecture/overview.md</w:t>
+            </w:r>
+          </w:p>
+        </w:tc>
+        <w:tc>
+          <w:tcPr>
+            <w:tcW w:type="dxa" w:w="4706"/>
+          </w:tcPr>
+          <w:p>
+            <w:pPr>
+              <w:spacing w:before="20" w:after="20"/>
+              <w:jc w:val="left"/>
+            </w:pPr>
+            <w:r>
+              <w:rPr>
+                <w:rFonts w:ascii="Times New Roman" w:hAnsi="Times New Roman" w:eastAsia="宋体"/>
+                <w:b w:val="0"/>
+                <w:sz w:val="18"/>
+                <w:lang w:val="en-US" w:eastAsia="zh-CN"/>
+              </w:rPr>
+              <w:t>项目框架：双控分工、硬件拓扑、软件分层、数据流、部署</w:t>
+            </w:r>
+          </w:p>
+        </w:tc>
+      </w:tr>
+      <w:tr>
+        <w:trPr>
+          <w:cantSplit/>
+        </w:trPr>
+        <w:tc>
+          <w:tcPr>
+            <w:tcW w:type="dxa" w:w="4706"/>
+          </w:tcPr>
+          <w:p>
+            <w:pPr>
+              <w:spacing w:before="20" w:after="20"/>
+              <w:jc w:val="left"/>
+            </w:pPr>
+            <w:r>
+              <w:rPr>
+                <w:rFonts w:ascii="Times New Roman" w:hAnsi="Times New Roman" w:eastAsia="宋体"/>
+                <w:b w:val="0"/>
+                <w:sz w:val="18"/>
+                <w:lang w:val="en-US" w:eastAsia="zh-CN"/>
+              </w:rPr>
+              <w:t>architecture/software-design.md</w:t>
+            </w:r>
+          </w:p>
+        </w:tc>
+        <w:tc>
+          <w:tcPr>
+            <w:tcW w:type="dxa" w:w="4706"/>
+          </w:tcPr>
+          <w:p>
+            <w:pPr>
+              <w:spacing w:before="20" w:after="20"/>
+              <w:jc w:val="left"/>
+            </w:pPr>
+            <w:r>
+              <w:rPr>
+                <w:rFonts w:ascii="Times New Roman" w:hAnsi="Times New Roman" w:eastAsia="宋体"/>
+                <w:b w:val="0"/>
+                <w:sz w:val="18"/>
+                <w:lang w:val="en-US" w:eastAsia="zh-CN"/>
+              </w:rPr>
+              <w:t>软件结构：包划分、接口、状态机、并发、错误处理、参数管理</w:t>
+            </w:r>
+          </w:p>
+        </w:tc>
+      </w:tr>
+      <w:tr>
+        <w:trPr>
+          <w:cantSplit/>
+        </w:trPr>
+        <w:tc>
+          <w:tcPr>
+            <w:tcW w:type="dxa" w:w="4706"/>
+          </w:tcPr>
+          <w:p>
+            <w:pPr>
+              <w:spacing w:before="20" w:after="20"/>
+              <w:jc w:val="left"/>
+            </w:pPr>
+            <w:r>
+              <w:rPr>
+                <w:rFonts w:ascii="Times New Roman" w:hAnsi="Times New Roman" w:eastAsia="宋体"/>
+                <w:b w:val="0"/>
+                <w:sz w:val="18"/>
+                <w:lang w:val="en-US" w:eastAsia="zh-CN"/>
+              </w:rPr>
+              <w:t>architecture/protocol.md</w:t>
+            </w:r>
+          </w:p>
+        </w:tc>
+        <w:tc>
+          <w:tcPr>
+            <w:tcW w:type="dxa" w:w="4706"/>
+          </w:tcPr>
+          <w:p>
+            <w:pPr>
+              <w:spacing w:before="20" w:after="20"/>
+              <w:jc w:val="left"/>
+            </w:pPr>
+            <w:r>
+              <w:rPr>
+                <w:rFonts w:ascii="Times New Roman" w:hAnsi="Times New Roman" w:eastAsia="宋体"/>
+                <w:b w:val="0"/>
+                <w:sz w:val="18"/>
+                <w:lang w:val="en-US" w:eastAsia="zh-CN"/>
+              </w:rPr>
+              <w:t>串口协议 v1：帧格式、命令字、CRC、超时、故障码、测试向量</w:t>
+            </w:r>
+          </w:p>
+        </w:tc>
+      </w:tr>
+    </w:tbl>
+    <w:p>
+      <w:pPr>
+        <w:spacing w:after="40"/>
+      </w:pPr>
+    </w:p>
+    <w:p>
+      <w:pPr>
+        <w:pStyle w:val="Heading2"/>
+        <w:keepNext/>
+        <w:spacing w:before="280" w:after="120"/>
+      </w:pPr>
+      <w:r>
+        <w:rPr>
+          <w:rFonts w:ascii="黑体" w:hAnsi="黑体" w:eastAsia="黑体"/>
+          <w:b/>
+          <w:color w:val="000000"/>
+          <w:sz w:val="30"/>
+          <w:lang w:val="en-US" w:eastAsia="zh-CN"/>
+        </w:rPr>
+        <w:t>工程规范</w:t>
+      </w:r>
+    </w:p>
+    <w:tbl>
+      <w:tblPr>
+        <w:tblStyle w:val="TableGrid"/>
+        <w:tblW w:type="auto" w:w="0"/>
+        <w:jc w:val="center"/>
+        <w:tblLayout w:type="autofit"/>
+        <w:tblLook w:firstColumn="1" w:firstRow="1" w:lastColumn="0" w:lastRow="0" w:noHBand="0" w:noVBand="1" w:val="04A0"/>
+      </w:tblPr>
+      <w:tblGrid>
+        <w:gridCol w:w="4706"/>
+        <w:gridCol w:w="4706"/>
+      </w:tblGrid>
+      <w:tr>
+        <w:trPr>
+          <w:tblHeader w:val="true"/>
+          <w:cantSplit/>
+        </w:trPr>
+        <w:tc>
+          <w:tcPr>
+            <w:tcW w:type="dxa" w:w="4706"/>
             <w:shd w:val="clear" w:color="auto" w:fill="EDEDED"/>
           </w:tcPr>
           <w:p>
@@ -99,7 +351,28 @@
                 <w:sz w:val="18"/>
                 <w:lang w:val="en-US" w:eastAsia="zh-CN"/>
               </w:rPr>
-              <w:t>状态</w:t>
+              <w:t>文档</w:t>
+            </w:r>
+          </w:p>
+        </w:tc>
+        <w:tc>
+          <w:tcPr>
+            <w:tcW w:type="dxa" w:w="4706"/>
+            <w:shd w:val="clear" w:color="auto" w:fill="EDEDED"/>
+          </w:tcPr>
+          <w:p>
+            <w:pPr>
+              <w:spacing w:before="20" w:after="20"/>
+              <w:jc w:val="left"/>
+            </w:pPr>
+            <w:r>
+              <w:rPr>
+                <w:rFonts w:ascii="Times New Roman" w:hAnsi="Times New Roman" w:eastAsia="宋体"/>
+                <w:b/>
+                <w:sz w:val="18"/>
+                <w:lang w:val="en-US" w:eastAsia="zh-CN"/>
+              </w:rPr>
+              <w:t>内容</w:t>
             </w:r>
           </w:p>
         </w:tc>
@@ -110,7 +383,445 @@
         </w:trPr>
         <w:tc>
           <w:tcPr>
-            <w:tcW w:type="dxa" w:w="3137"/>
+            <w:tcW w:type="dxa" w:w="4706"/>
+          </w:tcPr>
+          <w:p>
+            <w:pPr>
+              <w:spacing w:before="20" w:after="20"/>
+              <w:jc w:val="left"/>
+            </w:pPr>
+            <w:r>
+              <w:rPr>
+                <w:rFonts w:ascii="Times New Roman" w:hAnsi="Times New Roman" w:eastAsia="宋体"/>
+                <w:b w:val="0"/>
+                <w:sz w:val="18"/>
+                <w:lang w:val="en-US" w:eastAsia="zh-CN"/>
+              </w:rPr>
+              <w:t>conventions/commit-convention.md</w:t>
+            </w:r>
+          </w:p>
+        </w:tc>
+        <w:tc>
+          <w:tcPr>
+            <w:tcW w:type="dxa" w:w="4706"/>
+          </w:tcPr>
+          <w:p>
+            <w:pPr>
+              <w:spacing w:before="20" w:after="20"/>
+              <w:jc w:val="left"/>
+            </w:pPr>
+            <w:r>
+              <w:rPr>
+                <w:rFonts w:ascii="Times New Roman" w:hAnsi="Times New Roman" w:eastAsia="宋体"/>
+                <w:b w:val="0"/>
+                <w:sz w:val="18"/>
+                <w:lang w:val="en-US" w:eastAsia="zh-CN"/>
+              </w:rPr>
+              <w:t>提交规范：type/scope、拆分粒度、分支、版本与标签</w:t>
+            </w:r>
+          </w:p>
+        </w:tc>
+      </w:tr>
+      <w:tr>
+        <w:trPr>
+          <w:cantSplit/>
+        </w:trPr>
+        <w:tc>
+          <w:tcPr>
+            <w:tcW w:type="dxa" w:w="4706"/>
+          </w:tcPr>
+          <w:p>
+            <w:pPr>
+              <w:spacing w:before="20" w:after="20"/>
+              <w:jc w:val="left"/>
+            </w:pPr>
+            <w:r>
+              <w:rPr>
+                <w:rFonts w:ascii="Times New Roman" w:hAnsi="Times New Roman" w:eastAsia="宋体"/>
+                <w:b w:val="0"/>
+                <w:sz w:val="18"/>
+                <w:lang w:val="en-US" w:eastAsia="zh-CN"/>
+              </w:rPr>
+              <w:t>conventions/coding-style.md</w:t>
+            </w:r>
+          </w:p>
+        </w:tc>
+        <w:tc>
+          <w:tcPr>
+            <w:tcW w:type="dxa" w:w="4706"/>
+          </w:tcPr>
+          <w:p>
+            <w:pPr>
+              <w:spacing w:before="20" w:after="20"/>
+              <w:jc w:val="left"/>
+            </w:pPr>
+            <w:r>
+              <w:rPr>
+                <w:rFonts w:ascii="Times New Roman" w:hAnsi="Times New Roman" w:eastAsia="宋体"/>
+                <w:b w:val="0"/>
+                <w:sz w:val="18"/>
+                <w:lang w:val="en-US" w:eastAsia="zh-CN"/>
+              </w:rPr>
+              <w:t>编码规范：命名、单位、错误处理、ISR 约束、格式化</w:t>
+            </w:r>
+          </w:p>
+        </w:tc>
+      </w:tr>
+      <w:tr>
+        <w:trPr>
+          <w:cantSplit/>
+        </w:trPr>
+        <w:tc>
+          <w:tcPr>
+            <w:tcW w:type="dxa" w:w="4706"/>
+          </w:tcPr>
+          <w:p>
+            <w:pPr>
+              <w:spacing w:before="20" w:after="20"/>
+              <w:jc w:val="left"/>
+            </w:pPr>
+            <w:r>
+              <w:rPr>
+                <w:rFonts w:ascii="Times New Roman" w:hAnsi="Times New Roman" w:eastAsia="宋体"/>
+                <w:b w:val="0"/>
+                <w:sz w:val="18"/>
+                <w:lang w:val="en-US" w:eastAsia="zh-CN"/>
+              </w:rPr>
+              <w:t>conventions/testing.md</w:t>
+            </w:r>
+          </w:p>
+        </w:tc>
+        <w:tc>
+          <w:tcPr>
+            <w:tcW w:type="dxa" w:w="4706"/>
+          </w:tcPr>
+          <w:p>
+            <w:pPr>
+              <w:spacing w:before="20" w:after="20"/>
+              <w:jc w:val="left"/>
+            </w:pPr>
+            <w:r>
+              <w:rPr>
+                <w:rFonts w:ascii="Times New Roman" w:hAnsi="Times New Roman" w:eastAsia="宋体"/>
+                <w:b w:val="0"/>
+                <w:sz w:val="18"/>
+                <w:lang w:val="en-US" w:eastAsia="zh-CN"/>
+              </w:rPr>
+              <w:t>自测规范：测试分层、用例要求、故障注入、发版检查清单</w:t>
+            </w:r>
+          </w:p>
+        </w:tc>
+      </w:tr>
+      <w:tr>
+        <w:trPr>
+          <w:cantSplit/>
+        </w:trPr>
+        <w:tc>
+          <w:tcPr>
+            <w:tcW w:type="dxa" w:w="4706"/>
+          </w:tcPr>
+          <w:p>
+            <w:pPr>
+              <w:spacing w:before="20" w:after="20"/>
+              <w:jc w:val="left"/>
+            </w:pPr>
+            <w:r>
+              <w:rPr>
+                <w:rFonts w:ascii="Times New Roman" w:hAnsi="Times New Roman" w:eastAsia="宋体"/>
+                <w:b w:val="0"/>
+                <w:sz w:val="18"/>
+                <w:lang w:val="en-US" w:eastAsia="zh-CN"/>
+              </w:rPr>
+              <w:t>conventions/ai-usage.md</w:t>
+            </w:r>
+          </w:p>
+        </w:tc>
+        <w:tc>
+          <w:tcPr>
+            <w:tcW w:type="dxa" w:w="4706"/>
+          </w:tcPr>
+          <w:p>
+            <w:pPr>
+              <w:spacing w:before="20" w:after="20"/>
+              <w:jc w:val="left"/>
+            </w:pPr>
+            <w:r>
+              <w:rPr>
+                <w:rFonts w:ascii="Times New Roman" w:hAnsi="Times New Roman" w:eastAsia="宋体"/>
+                <w:b w:val="0"/>
+                <w:sz w:val="18"/>
+                <w:lang w:val="en-US" w:eastAsia="zh-CN"/>
+              </w:rPr>
+              <w:t>AI 使用说明：使用边界、验证要求、记录方式</w:t>
+            </w:r>
+          </w:p>
+        </w:tc>
+      </w:tr>
+    </w:tbl>
+    <w:p>
+      <w:pPr>
+        <w:spacing w:after="40"/>
+      </w:pPr>
+    </w:p>
+    <w:p>
+      <w:pPr>
+        <w:pStyle w:val="Heading2"/>
+        <w:keepNext/>
+        <w:spacing w:before="280" w:after="120"/>
+      </w:pPr>
+      <w:r>
+        <w:rPr>
+          <w:rFonts w:ascii="黑体" w:hAnsi="黑体" w:eastAsia="黑体"/>
+          <w:b/>
+          <w:color w:val="000000"/>
+          <w:sz w:val="30"/>
+          <w:lang w:val="en-US" w:eastAsia="zh-CN"/>
+        </w:rPr>
+        <w:t>节点产出</w:t>
+      </w:r>
+    </w:p>
+    <w:p>
+      <w:r>
+        <w:rPr>
+          <w:rFonts w:ascii="Times New Roman" w:hAnsi="Times New Roman" w:eastAsia="宋体"/>
+          <w:b w:val="0"/>
+          <w:sz w:val="21"/>
+          <w:lang w:val="en-US" w:eastAsia="zh-CN"/>
+        </w:rPr>
+        <w:t xml:space="preserve">每个里程碑一个文件夹，放该节点的结论性文档。索引与约定见 </w:t>
+      </w:r>
+      <w:r>
+        <w:rPr>
+          <w:rFonts w:ascii="Times New Roman" w:hAnsi="Times New Roman" w:eastAsia="宋体"/>
+          <w:b w:val="0"/>
+          <w:sz w:val="21"/>
+          <w:lang w:val="en-US" w:eastAsia="zh-CN"/>
+        </w:rPr>
+        <w:t>nodes/README.md</w:t>
+      </w:r>
+      <w:r>
+        <w:rPr>
+          <w:rFonts w:ascii="Times New Roman" w:hAnsi="Times New Roman" w:eastAsia="宋体"/>
+          <w:b w:val="0"/>
+          <w:sz w:val="21"/>
+          <w:lang w:val="en-US" w:eastAsia="zh-CN"/>
+        </w:rPr>
+        <w:t>。</w:t>
+      </w:r>
+    </w:p>
+    <w:tbl>
+      <w:tblPr>
+        <w:tblStyle w:val="TableGrid"/>
+        <w:tblW w:type="auto" w:w="0"/>
+        <w:jc w:val="center"/>
+        <w:tblLayout w:type="autofit"/>
+        <w:tblLook w:firstColumn="1" w:firstRow="1" w:lastColumn="0" w:lastRow="0" w:noHBand="0" w:noVBand="1" w:val="04A0"/>
+      </w:tblPr>
+      <w:tblGrid>
+        <w:gridCol w:w="4706"/>
+        <w:gridCol w:w="4706"/>
+      </w:tblGrid>
+      <w:tr>
+        <w:trPr>
+          <w:tblHeader w:val="true"/>
+          <w:cantSplit/>
+        </w:trPr>
+        <w:tc>
+          <w:tcPr>
+            <w:tcW w:type="dxa" w:w="4706"/>
+            <w:shd w:val="clear" w:color="auto" w:fill="EDEDED"/>
+          </w:tcPr>
+          <w:p>
+            <w:pPr>
+              <w:spacing w:before="20" w:after="20"/>
+              <w:jc w:val="left"/>
+            </w:pPr>
+            <w:r>
+              <w:rPr>
+                <w:rFonts w:ascii="Times New Roman" w:hAnsi="Times New Roman" w:eastAsia="宋体"/>
+                <w:b/>
+                <w:sz w:val="18"/>
+                <w:lang w:val="en-US" w:eastAsia="zh-CN"/>
+              </w:rPr>
+              <w:t>节点</w:t>
+            </w:r>
+          </w:p>
+        </w:tc>
+        <w:tc>
+          <w:tcPr>
+            <w:tcW w:type="dxa" w:w="4706"/>
+            <w:shd w:val="clear" w:color="auto" w:fill="EDEDED"/>
+          </w:tcPr>
+          <w:p>
+            <w:pPr>
+              <w:spacing w:before="20" w:after="20"/>
+              <w:jc w:val="left"/>
+            </w:pPr>
+            <w:r>
+              <w:rPr>
+                <w:rFonts w:ascii="Times New Roman" w:hAnsi="Times New Roman" w:eastAsia="宋体"/>
+                <w:b/>
+                <w:sz w:val="18"/>
+                <w:lang w:val="en-US" w:eastAsia="zh-CN"/>
+              </w:rPr>
+              <w:t>产出</w:t>
+            </w:r>
+          </w:p>
+        </w:tc>
+      </w:tr>
+      <w:tr>
+        <w:trPr>
+          <w:cantSplit/>
+        </w:trPr>
+        <w:tc>
+          <w:tcPr>
+            <w:tcW w:type="dxa" w:w="4706"/>
+          </w:tcPr>
+          <w:p>
+            <w:pPr>
+              <w:spacing w:before="20" w:after="20"/>
+              <w:jc w:val="left"/>
+            </w:pPr>
+            <w:r>
+              <w:rPr>
+                <w:rFonts w:ascii="Times New Roman" w:hAnsi="Times New Roman" w:eastAsia="宋体"/>
+                <w:b w:val="0"/>
+                <w:sz w:val="18"/>
+                <w:lang w:val="en-US" w:eastAsia="zh-CN"/>
+              </w:rPr>
+              <w:t>M2</w:t>
+            </w:r>
+          </w:p>
+        </w:tc>
+        <w:tc>
+          <w:tcPr>
+            <w:tcW w:type="dxa" w:w="4706"/>
+          </w:tcPr>
+          <w:p>
+            <w:pPr>
+              <w:spacing w:before="20" w:after="20"/>
+              <w:jc w:val="left"/>
+            </w:pPr>
+            <w:r>
+              <w:rPr>
+                <w:rFonts w:ascii="Times New Roman" w:hAnsi="Times New Roman" w:eastAsia="宋体"/>
+                <w:b w:val="0"/>
+                <w:sz w:val="18"/>
+                <w:lang w:val="en-US" w:eastAsia="zh-CN"/>
+              </w:rPr>
+              <w:t>测试报告</w:t>
+            </w:r>
+            <w:r>
+              <w:rPr>
+                <w:rFonts w:ascii="Times New Roman" w:hAnsi="Times New Roman" w:eastAsia="宋体"/>
+                <w:b w:val="0"/>
+                <w:sz w:val="18"/>
+                <w:lang w:val="en-US" w:eastAsia="zh-CN"/>
+              </w:rPr>
+              <w:t>、</w:t>
+            </w:r>
+            <w:r>
+              <w:rPr>
+                <w:rFonts w:ascii="Times New Roman" w:hAnsi="Times New Roman" w:eastAsia="宋体"/>
+                <w:b w:val="0"/>
+                <w:sz w:val="18"/>
+                <w:lang w:val="en-US" w:eastAsia="zh-CN"/>
+              </w:rPr>
+              <w:t>架构分层检查</w:t>
+            </w:r>
+          </w:p>
+        </w:tc>
+      </w:tr>
+    </w:tbl>
+    <w:p>
+      <w:pPr>
+        <w:spacing w:after="40"/>
+      </w:pPr>
+    </w:p>
+    <w:p>
+      <w:pPr>
+        <w:pStyle w:val="Heading2"/>
+        <w:keepNext/>
+        <w:spacing w:before="280" w:after="120"/>
+      </w:pPr>
+      <w:r>
+        <w:rPr>
+          <w:rFonts w:ascii="黑体" w:hAnsi="黑体" w:eastAsia="黑体"/>
+          <w:b/>
+          <w:color w:val="000000"/>
+          <w:sz w:val="30"/>
+          <w:lang w:val="en-US" w:eastAsia="zh-CN"/>
+        </w:rPr>
+        <w:t>项目级</w:t>
+      </w:r>
+    </w:p>
+    <w:tbl>
+      <w:tblPr>
+        <w:tblStyle w:val="TableGrid"/>
+        <w:tblW w:type="auto" w:w="0"/>
+        <w:jc w:val="center"/>
+        <w:tblLayout w:type="autofit"/>
+        <w:tblLook w:firstColumn="1" w:firstRow="1" w:lastColumn="0" w:lastRow="0" w:noHBand="0" w:noVBand="1" w:val="04A0"/>
+      </w:tblPr>
+      <w:tblGrid>
+        <w:gridCol w:w="4706"/>
+        <w:gridCol w:w="4706"/>
+      </w:tblGrid>
+      <w:tr>
+        <w:trPr>
+          <w:tblHeader w:val="true"/>
+          <w:cantSplit/>
+        </w:trPr>
+        <w:tc>
+          <w:tcPr>
+            <w:tcW w:type="dxa" w:w="4706"/>
+            <w:shd w:val="clear" w:color="auto" w:fill="EDEDED"/>
+          </w:tcPr>
+          <w:p>
+            <w:pPr>
+              <w:spacing w:before="20" w:after="20"/>
+              <w:jc w:val="left"/>
+            </w:pPr>
+            <w:r>
+              <w:rPr>
+                <w:rFonts w:ascii="Times New Roman" w:hAnsi="Times New Roman" w:eastAsia="宋体"/>
+                <w:b/>
+                <w:sz w:val="18"/>
+                <w:lang w:val="en-US" w:eastAsia="zh-CN"/>
+              </w:rPr>
+              <w:t>文档</w:t>
+            </w:r>
+          </w:p>
+        </w:tc>
+        <w:tc>
+          <w:tcPr>
+            <w:tcW w:type="dxa" w:w="4706"/>
+            <w:shd w:val="clear" w:color="auto" w:fill="EDEDED"/>
+          </w:tcPr>
+          <w:p>
+            <w:pPr>
+              <w:spacing w:before="20" w:after="20"/>
+              <w:jc w:val="left"/>
+            </w:pPr>
+            <w:r>
+              <w:rPr>
+                <w:rFonts w:ascii="Times New Roman" w:hAnsi="Times New Roman" w:eastAsia="宋体"/>
+                <w:b/>
+                <w:sz w:val="18"/>
+                <w:lang w:val="en-US" w:eastAsia="zh-CN"/>
+              </w:rPr>
+              <w:t>内容</w:t>
+            </w:r>
+          </w:p>
+        </w:tc>
+      </w:tr>
+      <w:tr>
+        <w:trPr>
+          <w:cantSplit/>
+        </w:trPr>
+        <w:tc>
+          <w:tcPr>
+            <w:tcW w:type="dxa" w:w="4706"/>
           </w:tcPr>
           <w:p>
             <w:pPr>
@@ -130,7 +841,7 @@
         </w:tc>
         <w:tc>
           <w:tcPr>
-            <w:tcW w:type="dxa" w:w="3137"/>
+            <w:tcW w:type="dxa" w:w="4706"/>
           </w:tcPr>
           <w:p>
             <w:pPr>
@@ -144,547 +855,7 @@
                 <w:sz w:val="18"/>
                 <w:lang w:val="en-US" w:eastAsia="zh-CN"/>
               </w:rPr>
-              <w:t>项目介绍：背景、范围、选型理由、指标、里程碑、已知限制</w:t>
-            </w:r>
-          </w:p>
-        </w:tc>
-        <w:tc>
-          <w:tcPr>
-            <w:tcW w:type="dxa" w:w="3137"/>
-          </w:tcPr>
-          <w:p>
-            <w:pPr>
-              <w:spacing w:before="20" w:after="20"/>
-              <w:jc w:val="left"/>
-            </w:pPr>
-            <w:r>
-              <w:rPr>
-                <w:rFonts w:ascii="Times New Roman" w:hAnsi="Times New Roman" w:eastAsia="宋体"/>
-                <w:b w:val="0"/>
-                <w:sz w:val="18"/>
-                <w:lang w:val="en-US" w:eastAsia="zh-CN"/>
-              </w:rPr>
-              <w:t>v1</w:t>
-            </w:r>
-          </w:p>
-        </w:tc>
-      </w:tr>
-      <w:tr>
-        <w:trPr>
-          <w:cantSplit/>
-        </w:trPr>
-        <w:tc>
-          <w:tcPr>
-            <w:tcW w:type="dxa" w:w="3137"/>
-          </w:tcPr>
-          <w:p>
-            <w:pPr>
-              <w:spacing w:before="20" w:after="20"/>
-              <w:jc w:val="left"/>
-            </w:pPr>
-            <w:r>
-              <w:rPr>
-                <w:rFonts w:ascii="Times New Roman" w:hAnsi="Times New Roman" w:eastAsia="宋体"/>
-                <w:b w:val="0"/>
-                <w:sz w:val="18"/>
-                <w:lang w:val="en-US" w:eastAsia="zh-CN"/>
-              </w:rPr>
-              <w:t>architecture.md</w:t>
-            </w:r>
-          </w:p>
-        </w:tc>
-        <w:tc>
-          <w:tcPr>
-            <w:tcW w:type="dxa" w:w="3137"/>
-          </w:tcPr>
-          <w:p>
-            <w:pPr>
-              <w:spacing w:before="20" w:after="20"/>
-              <w:jc w:val="left"/>
-            </w:pPr>
-            <w:r>
-              <w:rPr>
-                <w:rFonts w:ascii="Times New Roman" w:hAnsi="Times New Roman" w:eastAsia="宋体"/>
-                <w:b w:val="0"/>
-                <w:sz w:val="18"/>
-                <w:lang w:val="en-US" w:eastAsia="zh-CN"/>
-              </w:rPr>
-              <w:t>项目框架：双控分工、硬件拓扑、软件分层、数据流、部署、构建</w:t>
-            </w:r>
-          </w:p>
-        </w:tc>
-        <w:tc>
-          <w:tcPr>
-            <w:tcW w:type="dxa" w:w="3137"/>
-          </w:tcPr>
-          <w:p>
-            <w:pPr>
-              <w:spacing w:before="20" w:after="20"/>
-              <w:jc w:val="left"/>
-            </w:pPr>
-            <w:r>
-              <w:rPr>
-                <w:rFonts w:ascii="Times New Roman" w:hAnsi="Times New Roman" w:eastAsia="宋体"/>
-                <w:b w:val="0"/>
-                <w:sz w:val="18"/>
-                <w:lang w:val="en-US" w:eastAsia="zh-CN"/>
-              </w:rPr>
-              <w:t>v1</w:t>
-            </w:r>
-          </w:p>
-        </w:tc>
-      </w:tr>
-      <w:tr>
-        <w:trPr>
-          <w:cantSplit/>
-        </w:trPr>
-        <w:tc>
-          <w:tcPr>
-            <w:tcW w:type="dxa" w:w="3137"/>
-          </w:tcPr>
-          <w:p>
-            <w:pPr>
-              <w:spacing w:before="20" w:after="20"/>
-              <w:jc w:val="left"/>
-            </w:pPr>
-            <w:r>
-              <w:rPr>
-                <w:rFonts w:ascii="Times New Roman" w:hAnsi="Times New Roman" w:eastAsia="宋体"/>
-                <w:b w:val="0"/>
-                <w:sz w:val="18"/>
-                <w:lang w:val="en-US" w:eastAsia="zh-CN"/>
-              </w:rPr>
-              <w:t>software-design.md</w:t>
-            </w:r>
-          </w:p>
-        </w:tc>
-        <w:tc>
-          <w:tcPr>
-            <w:tcW w:type="dxa" w:w="3137"/>
-          </w:tcPr>
-          <w:p>
-            <w:pPr>
-              <w:spacing w:before="20" w:after="20"/>
-              <w:jc w:val="left"/>
-            </w:pPr>
-            <w:r>
-              <w:rPr>
-                <w:rFonts w:ascii="Times New Roman" w:hAnsi="Times New Roman" w:eastAsia="宋体"/>
-                <w:b w:val="0"/>
-                <w:sz w:val="18"/>
-                <w:lang w:val="en-US" w:eastAsia="zh-CN"/>
-              </w:rPr>
-              <w:t>软件结构：包划分、接口、状态机、并发、错误处理、参数管理</w:t>
-            </w:r>
-          </w:p>
-        </w:tc>
-        <w:tc>
-          <w:tcPr>
-            <w:tcW w:type="dxa" w:w="3137"/>
-          </w:tcPr>
-          <w:p>
-            <w:pPr>
-              <w:spacing w:before="20" w:after="20"/>
-              <w:jc w:val="left"/>
-            </w:pPr>
-            <w:r>
-              <w:rPr>
-                <w:rFonts w:ascii="Times New Roman" w:hAnsi="Times New Roman" w:eastAsia="宋体"/>
-                <w:b w:val="0"/>
-                <w:sz w:val="18"/>
-                <w:lang w:val="en-US" w:eastAsia="zh-CN"/>
-              </w:rPr>
-              <w:t>v1</w:t>
-            </w:r>
-          </w:p>
-        </w:tc>
-      </w:tr>
-      <w:tr>
-        <w:trPr>
-          <w:cantSplit/>
-        </w:trPr>
-        <w:tc>
-          <w:tcPr>
-            <w:tcW w:type="dxa" w:w="3137"/>
-          </w:tcPr>
-          <w:p>
-            <w:pPr>
-              <w:spacing w:before="20" w:after="20"/>
-              <w:jc w:val="left"/>
-            </w:pPr>
-            <w:r>
-              <w:rPr>
-                <w:rFonts w:ascii="Times New Roman" w:hAnsi="Times New Roman" w:eastAsia="宋体"/>
-                <w:b w:val="0"/>
-                <w:sz w:val="18"/>
-                <w:lang w:val="en-US" w:eastAsia="zh-CN"/>
-              </w:rPr>
-              <w:t>protocol.md</w:t>
-            </w:r>
-          </w:p>
-        </w:tc>
-        <w:tc>
-          <w:tcPr>
-            <w:tcW w:type="dxa" w:w="3137"/>
-          </w:tcPr>
-          <w:p>
-            <w:pPr>
-              <w:spacing w:before="20" w:after="20"/>
-              <w:jc w:val="left"/>
-            </w:pPr>
-            <w:r>
-              <w:rPr>
-                <w:rFonts w:ascii="Times New Roman" w:hAnsi="Times New Roman" w:eastAsia="宋体"/>
-                <w:b w:val="0"/>
-                <w:sz w:val="18"/>
-                <w:lang w:val="en-US" w:eastAsia="zh-CN"/>
-              </w:rPr>
-              <w:t>串口协议：帧格式、命令字、CRC、超时、故障码、测试向量</w:t>
-            </w:r>
-          </w:p>
-        </w:tc>
-        <w:tc>
-          <w:tcPr>
-            <w:tcW w:type="dxa" w:w="3137"/>
-          </w:tcPr>
-          <w:p>
-            <w:pPr>
-              <w:spacing w:before="20" w:after="20"/>
-              <w:jc w:val="left"/>
-            </w:pPr>
-            <w:r>
-              <w:rPr>
-                <w:rFonts w:ascii="Times New Roman" w:hAnsi="Times New Roman" w:eastAsia="宋体"/>
-                <w:b w:val="0"/>
-                <w:sz w:val="18"/>
-                <w:lang w:val="en-US" w:eastAsia="zh-CN"/>
-              </w:rPr>
-              <w:t>v1 草稿，实现中</w:t>
-            </w:r>
-          </w:p>
-        </w:tc>
-      </w:tr>
-      <w:tr>
-        <w:trPr>
-          <w:cantSplit/>
-        </w:trPr>
-        <w:tc>
-          <w:tcPr>
-            <w:tcW w:type="dxa" w:w="3137"/>
-          </w:tcPr>
-          <w:p>
-            <w:pPr>
-              <w:spacing w:before="20" w:after="20"/>
-              <w:jc w:val="left"/>
-            </w:pPr>
-            <w:r>
-              <w:rPr>
-                <w:rFonts w:ascii="Times New Roman" w:hAnsi="Times New Roman" w:eastAsia="宋体"/>
-                <w:b w:val="0"/>
-                <w:sz w:val="18"/>
-                <w:lang w:val="en-US" w:eastAsia="zh-CN"/>
-              </w:rPr>
-              <w:t>commit-convention.md</w:t>
-            </w:r>
-          </w:p>
-        </w:tc>
-        <w:tc>
-          <w:tcPr>
-            <w:tcW w:type="dxa" w:w="3137"/>
-          </w:tcPr>
-          <w:p>
-            <w:pPr>
-              <w:spacing w:before="20" w:after="20"/>
-              <w:jc w:val="left"/>
-            </w:pPr>
-            <w:r>
-              <w:rPr>
-                <w:rFonts w:ascii="Times New Roman" w:hAnsi="Times New Roman" w:eastAsia="宋体"/>
-                <w:b w:val="0"/>
-                <w:sz w:val="18"/>
-                <w:lang w:val="en-US" w:eastAsia="zh-CN"/>
-              </w:rPr>
-              <w:t>提交规范：type/scope、拆分粒度、分支、标签</w:t>
-            </w:r>
-          </w:p>
-        </w:tc>
-        <w:tc>
-          <w:tcPr>
-            <w:tcW w:type="dxa" w:w="3137"/>
-          </w:tcPr>
-          <w:p>
-            <w:pPr>
-              <w:spacing w:before="20" w:after="20"/>
-              <w:jc w:val="left"/>
-            </w:pPr>
-            <w:r>
-              <w:rPr>
-                <w:rFonts w:ascii="Times New Roman" w:hAnsi="Times New Roman" w:eastAsia="宋体"/>
-                <w:b w:val="0"/>
-                <w:sz w:val="18"/>
-                <w:lang w:val="en-US" w:eastAsia="zh-CN"/>
-              </w:rPr>
-              <w:t>v1</w:t>
-            </w:r>
-          </w:p>
-        </w:tc>
-      </w:tr>
-      <w:tr>
-        <w:trPr>
-          <w:cantSplit/>
-        </w:trPr>
-        <w:tc>
-          <w:tcPr>
-            <w:tcW w:type="dxa" w:w="3137"/>
-          </w:tcPr>
-          <w:p>
-            <w:pPr>
-              <w:spacing w:before="20" w:after="20"/>
-              <w:jc w:val="left"/>
-            </w:pPr>
-            <w:r>
-              <w:rPr>
-                <w:rFonts w:ascii="Times New Roman" w:hAnsi="Times New Roman" w:eastAsia="宋体"/>
-                <w:b w:val="0"/>
-                <w:sz w:val="18"/>
-                <w:lang w:val="en-US" w:eastAsia="zh-CN"/>
-              </w:rPr>
-              <w:t>coding-style.md</w:t>
-            </w:r>
-          </w:p>
-        </w:tc>
-        <w:tc>
-          <w:tcPr>
-            <w:tcW w:type="dxa" w:w="3137"/>
-          </w:tcPr>
-          <w:p>
-            <w:pPr>
-              <w:spacing w:before="20" w:after="20"/>
-              <w:jc w:val="left"/>
-            </w:pPr>
-            <w:r>
-              <w:rPr>
-                <w:rFonts w:ascii="Times New Roman" w:hAnsi="Times New Roman" w:eastAsia="宋体"/>
-                <w:b w:val="0"/>
-                <w:sz w:val="18"/>
-                <w:lang w:val="en-US" w:eastAsia="zh-CN"/>
-              </w:rPr>
-              <w:t>编码规范：命名、单位、错误处理、ISR 约束、格式化</w:t>
-            </w:r>
-          </w:p>
-        </w:tc>
-        <w:tc>
-          <w:tcPr>
-            <w:tcW w:type="dxa" w:w="3137"/>
-          </w:tcPr>
-          <w:p>
-            <w:pPr>
-              <w:spacing w:before="20" w:after="20"/>
-              <w:jc w:val="left"/>
-            </w:pPr>
-            <w:r>
-              <w:rPr>
-                <w:rFonts w:ascii="Times New Roman" w:hAnsi="Times New Roman" w:eastAsia="宋体"/>
-                <w:b w:val="0"/>
-                <w:sz w:val="18"/>
-                <w:lang w:val="en-US" w:eastAsia="zh-CN"/>
-              </w:rPr>
-              <w:t>v1</w:t>
-            </w:r>
-          </w:p>
-        </w:tc>
-      </w:tr>
-      <w:tr>
-        <w:trPr>
-          <w:cantSplit/>
-        </w:trPr>
-        <w:tc>
-          <w:tcPr>
-            <w:tcW w:type="dxa" w:w="3137"/>
-          </w:tcPr>
-          <w:p>
-            <w:pPr>
-              <w:spacing w:before="20" w:after="20"/>
-              <w:jc w:val="left"/>
-            </w:pPr>
-            <w:r>
-              <w:rPr>
-                <w:rFonts w:ascii="Times New Roman" w:hAnsi="Times New Roman" w:eastAsia="宋体"/>
-                <w:b w:val="0"/>
-                <w:sz w:val="18"/>
-                <w:lang w:val="en-US" w:eastAsia="zh-CN"/>
-              </w:rPr>
-              <w:t>testing.md</w:t>
-            </w:r>
-          </w:p>
-        </w:tc>
-        <w:tc>
-          <w:tcPr>
-            <w:tcW w:type="dxa" w:w="3137"/>
-          </w:tcPr>
-          <w:p>
-            <w:pPr>
-              <w:spacing w:before="20" w:after="20"/>
-              <w:jc w:val="left"/>
-            </w:pPr>
-            <w:r>
-              <w:rPr>
-                <w:rFonts w:ascii="Times New Roman" w:hAnsi="Times New Roman" w:eastAsia="宋体"/>
-                <w:b w:val="0"/>
-                <w:sz w:val="18"/>
-                <w:lang w:val="en-US" w:eastAsia="zh-CN"/>
-              </w:rPr>
-              <w:t>自测规范：测试分层、故障注入、发版检查清单</w:t>
-            </w:r>
-          </w:p>
-        </w:tc>
-        <w:tc>
-          <w:tcPr>
-            <w:tcW w:type="dxa" w:w="3137"/>
-          </w:tcPr>
-          <w:p>
-            <w:pPr>
-              <w:spacing w:before="20" w:after="20"/>
-              <w:jc w:val="left"/>
-            </w:pPr>
-            <w:r>
-              <w:rPr>
-                <w:rFonts w:ascii="Times New Roman" w:hAnsi="Times New Roman" w:eastAsia="宋体"/>
-                <w:b w:val="0"/>
-                <w:sz w:val="18"/>
-                <w:lang w:val="en-US" w:eastAsia="zh-CN"/>
-              </w:rPr>
-              <w:t>v1</w:t>
-            </w:r>
-          </w:p>
-        </w:tc>
-      </w:tr>
-      <w:tr>
-        <w:trPr>
-          <w:cantSplit/>
-        </w:trPr>
-        <w:tc>
-          <w:tcPr>
-            <w:tcW w:type="dxa" w:w="3137"/>
-          </w:tcPr>
-          <w:p>
-            <w:pPr>
-              <w:spacing w:before="20" w:after="20"/>
-              <w:jc w:val="left"/>
-            </w:pPr>
-            <w:r>
-              <w:rPr>
-                <w:rFonts w:ascii="Times New Roman" w:hAnsi="Times New Roman" w:eastAsia="宋体"/>
-                <w:b w:val="0"/>
-                <w:sz w:val="18"/>
-                <w:lang w:val="en-US" w:eastAsia="zh-CN"/>
-              </w:rPr>
-              <w:t>test-report-m2.md</w:t>
-            </w:r>
-          </w:p>
-        </w:tc>
-        <w:tc>
-          <w:tcPr>
-            <w:tcW w:type="dxa" w:w="3137"/>
-          </w:tcPr>
-          <w:p>
-            <w:pPr>
-              <w:spacing w:before="20" w:after="20"/>
-              <w:jc w:val="left"/>
-            </w:pPr>
-            <w:r>
-              <w:rPr>
-                <w:rFonts w:ascii="Times New Roman" w:hAnsi="Times New Roman" w:eastAsia="宋体"/>
-                <w:b w:val="0"/>
-                <w:sz w:val="18"/>
-                <w:lang w:val="en-US" w:eastAsia="zh-CN"/>
-              </w:rPr>
-              <w:t>M2 节点测试报告：环境、L1/L3 结果、缺陷记录、已知限制</w:t>
-            </w:r>
-          </w:p>
-        </w:tc>
-        <w:tc>
-          <w:tcPr>
-            <w:tcW w:type="dxa" w:w="3137"/>
-          </w:tcPr>
-          <w:p>
-            <w:pPr>
-              <w:spacing w:before="20" w:after="20"/>
-              <w:jc w:val="left"/>
-            </w:pPr>
-            <w:r>
-              <w:rPr>
-                <w:rFonts w:ascii="Times New Roman" w:hAnsi="Times New Roman" w:eastAsia="宋体"/>
-                <w:b w:val="0"/>
-                <w:sz w:val="18"/>
-                <w:lang w:val="en-US" w:eastAsia="zh-CN"/>
-              </w:rPr>
-              <w:t>M2 通过</w:t>
-            </w:r>
-          </w:p>
-        </w:tc>
-      </w:tr>
-      <w:tr>
-        <w:trPr>
-          <w:cantSplit/>
-        </w:trPr>
-        <w:tc>
-          <w:tcPr>
-            <w:tcW w:type="dxa" w:w="3137"/>
-          </w:tcPr>
-          <w:p>
-            <w:pPr>
-              <w:spacing w:before="20" w:after="20"/>
-              <w:jc w:val="left"/>
-            </w:pPr>
-            <w:r>
-              <w:rPr>
-                <w:rFonts w:ascii="Times New Roman" w:hAnsi="Times New Roman" w:eastAsia="宋体"/>
-                <w:b w:val="0"/>
-                <w:sz w:val="18"/>
-                <w:lang w:val="en-US" w:eastAsia="zh-CN"/>
-              </w:rPr>
-              <w:t>ai-usage.md</w:t>
-            </w:r>
-          </w:p>
-        </w:tc>
-        <w:tc>
-          <w:tcPr>
-            <w:tcW w:type="dxa" w:w="3137"/>
-          </w:tcPr>
-          <w:p>
-            <w:pPr>
-              <w:spacing w:before="20" w:after="20"/>
-              <w:jc w:val="left"/>
-            </w:pPr>
-            <w:r>
-              <w:rPr>
-                <w:rFonts w:ascii="Times New Roman" w:hAnsi="Times New Roman" w:eastAsia="宋体"/>
-                <w:b w:val="0"/>
-                <w:sz w:val="18"/>
-                <w:lang w:val="en-US" w:eastAsia="zh-CN"/>
-              </w:rPr>
-              <w:t>AI 使用说明：使用边界、验证要求、记录方式</w:t>
-            </w:r>
-          </w:p>
-        </w:tc>
-        <w:tc>
-          <w:tcPr>
-            <w:tcW w:type="dxa" w:w="3137"/>
-          </w:tcPr>
-          <w:p>
-            <w:pPr>
-              <w:spacing w:before="20" w:after="20"/>
-              <w:jc w:val="left"/>
-            </w:pPr>
-            <w:r>
-              <w:rPr>
-                <w:rFonts w:ascii="Times New Roman" w:hAnsi="Times New Roman" w:eastAsia="宋体"/>
-                <w:b w:val="0"/>
-                <w:sz w:val="18"/>
-                <w:lang w:val="en-US" w:eastAsia="zh-CN"/>
-              </w:rPr>
-              <w:t>v1</w:t>
+              <w:t>项目介绍：背景、范围、技术选型理由、指标、里程碑、已知限制</w:t>
             </w:r>
           </w:p>
         </w:tc>
@@ -741,7 +912,7 @@
           <w:sz w:val="20"/>
           <w:lang w:val="en-US" w:eastAsia="zh-CN"/>
         </w:rPr>
-        <w:t>protocol.md</w:t>
+        <w:t>architecture/protocol.md</w:t>
       </w:r>
       <w:r>
         <w:rPr>
@@ -841,7 +1012,7 @@
           <w:sz w:val="20"/>
           <w:lang w:val="en-US" w:eastAsia="zh-CN"/>
         </w:rPr>
-        <w:t>architecture.md</w:t>
+        <w:t>architecture/overview.md</w:t>
       </w:r>
       <w:r>
         <w:rPr>
@@ -859,7 +1030,7 @@
           <w:sz w:val="20"/>
           <w:lang w:val="en-US" w:eastAsia="zh-CN"/>
         </w:rPr>
-        <w:t>software-design.md</w:t>
+        <w:t>architecture/software-design.md</w:t>
       </w:r>
       <w:r>
         <w:rPr>
@@ -894,6 +1065,151 @@
         <w:t>文档里的设计决定都写了理由。如果发现某条理由已经不成立，直接改掉并说明原因。</w:t>
       </w:r>
     </w:p>
+    <w:p>
+      <w:pPr>
+        <w:spacing w:before="0" w:after="60" w:line="324" w:lineRule="auto"/>
+        <w:ind w:left="397" w:hanging="283"/>
+      </w:pPr>
+      <w:r>
+        <w:rPr>
+          <w:rFonts w:ascii="Times New Roman" w:hAnsi="Times New Roman" w:eastAsia="宋体"/>
+          <w:sz w:val="21"/>
+          <w:lang w:val="en-US" w:eastAsia="zh-CN"/>
+        </w:rPr>
+        <w:t xml:space="preserve">5. </w:t>
+      </w:r>
+      <w:r>
+        <w:rPr>
+          <w:rFonts w:ascii="Times New Roman" w:hAnsi="Times New Roman" w:eastAsia="宋体"/>
+          <w:b/>
+          <w:sz w:val="21"/>
+          <w:lang w:val="en-US" w:eastAsia="zh-CN"/>
+        </w:rPr>
+        <w:t>Word 副本由脚本生成，不手改</w:t>
+      </w:r>
+      <w:r>
+        <w:rPr>
+          <w:rFonts w:ascii="Times New Roman" w:hAnsi="Times New Roman" w:eastAsia="宋体"/>
+          <w:b w:val="0"/>
+          <w:sz w:val="21"/>
+          <w:lang w:val="en-US" w:eastAsia="zh-CN"/>
+        </w:rPr>
+        <w:t xml:space="preserve">：改完 Markdown 后运行 </w:t>
+      </w:r>
+      <w:r>
+        <w:rPr>
+          <w:rFonts w:ascii="Consolas" w:hAnsi="Consolas" w:eastAsia="宋体"/>
+          <w:b w:val="0"/>
+          <w:sz w:val="20"/>
+          <w:lang w:val="en-US" w:eastAsia="zh-CN"/>
+        </w:rPr>
+        <w:t>python tools/docgen/md2docx.py</w:t>
+      </w:r>
+      <w:r>
+        <w:rPr>
+          <w:rFonts w:ascii="Times New Roman" w:hAnsi="Times New Roman" w:eastAsia="宋体"/>
+          <w:b w:val="0"/>
+          <w:sz w:val="21"/>
+          <w:lang w:val="en-US" w:eastAsia="zh-CN"/>
+        </w:rPr>
+        <w:t xml:space="preserve">。目录结构会镜像到 </w:t>
+      </w:r>
+      <w:r>
+        <w:rPr>
+          <w:rFonts w:ascii="Consolas" w:hAnsi="Consolas" w:eastAsia="宋体"/>
+          <w:b w:val="0"/>
+          <w:sz w:val="20"/>
+          <w:lang w:val="en-US" w:eastAsia="zh-CN"/>
+        </w:rPr>
+        <w:t>docs/word/</w:t>
+      </w:r>
+      <w:r>
+        <w:rPr>
+          <w:rFonts w:ascii="Times New Roman" w:hAnsi="Times New Roman" w:eastAsia="宋体"/>
+          <w:b w:val="0"/>
+          <w:sz w:val="21"/>
+          <w:lang w:val="en-US" w:eastAsia="zh-CN"/>
+        </w:rPr>
+        <w:t>。</w:t>
+      </w:r>
+    </w:p>
+    <w:p>
+      <w:pPr>
+        <w:spacing w:before="0" w:after="60" w:line="324" w:lineRule="auto"/>
+        <w:ind w:left="397" w:hanging="283"/>
+      </w:pPr>
+      <w:r>
+        <w:rPr>
+          <w:rFonts w:ascii="Times New Roman" w:hAnsi="Times New Roman" w:eastAsia="宋体"/>
+          <w:sz w:val="21"/>
+          <w:lang w:val="en-US" w:eastAsia="zh-CN"/>
+        </w:rPr>
+        <w:t xml:space="preserve">6. </w:t>
+      </w:r>
+      <w:r>
+        <w:rPr>
+          <w:rFonts w:ascii="Times New Roman" w:hAnsi="Times New Roman" w:eastAsia="宋体"/>
+          <w:b/>
+          <w:sz w:val="21"/>
+          <w:lang w:val="en-US" w:eastAsia="zh-CN"/>
+        </w:rPr>
+        <w:t xml:space="preserve">可执行的东西不放 </w:t>
+      </w:r>
+      <w:r>
+        <w:rPr>
+          <w:rFonts w:ascii="Consolas" w:hAnsi="Consolas" w:eastAsia="宋体"/>
+          <w:b/>
+          <w:sz w:val="20"/>
+          <w:lang w:val="en-US" w:eastAsia="zh-CN"/>
+        </w:rPr>
+        <w:t>docs/</w:t>
+      </w:r>
+      <w:r>
+        <w:rPr>
+          <w:rFonts w:ascii="Times New Roman" w:hAnsi="Times New Roman" w:eastAsia="宋体"/>
+          <w:b w:val="0"/>
+          <w:sz w:val="21"/>
+          <w:lang w:val="en-US" w:eastAsia="zh-CN"/>
+        </w:rPr>
+        <w:t xml:space="preserve">：测试在 </w:t>
+      </w:r>
+      <w:r>
+        <w:rPr>
+          <w:rFonts w:ascii="Times New Roman" w:hAnsi="Times New Roman" w:eastAsia="宋体"/>
+          <w:b w:val="0"/>
+          <w:sz w:val="21"/>
+          <w:lang w:val="en-US" w:eastAsia="zh-CN"/>
+        </w:rPr>
+        <w:t>`tests/`</w:t>
+      </w:r>
+      <w:r>
+        <w:rPr>
+          <w:rFonts w:ascii="Times New Roman" w:hAnsi="Times New Roman" w:eastAsia="宋体"/>
+          <w:b w:val="0"/>
+          <w:sz w:val="21"/>
+          <w:lang w:val="en-US" w:eastAsia="zh-CN"/>
+        </w:rPr>
+        <w:t xml:space="preserve">，工具在 </w:t>
+      </w:r>
+      <w:r>
+        <w:rPr>
+          <w:rFonts w:ascii="Times New Roman" w:hAnsi="Times New Roman" w:eastAsia="宋体"/>
+          <w:b w:val="0"/>
+          <w:sz w:val="21"/>
+          <w:lang w:val="en-US" w:eastAsia="zh-CN"/>
+        </w:rPr>
+        <w:t>`tools/`</w:t>
+      </w:r>
+      <w:r>
+        <w:rPr>
+          <w:rFonts w:ascii="Times New Roman" w:hAnsi="Times New Roman" w:eastAsia="宋体"/>
+          <w:b w:val="0"/>
+          <w:sz w:val="21"/>
+          <w:lang w:val="en-US" w:eastAsia="zh-CN"/>
+        </w:rPr>
+        <w:t>。</w:t>
+      </w:r>
+    </w:p>
     <w:sectPr>
       <w:footerReference w:type="default" r:id="rId9"/>
       <w:pgSz w:w="11906" w:h="16838"/>
@@ -919,7 +1235,7 @@
         <w:sz w:val="17"/>
         <w:lang w:val="en-US" w:eastAsia="zh-CN"/>
       </w:rPr>
-      <w:t xml:space="preserve">文档索引  ·  Mobile-Manipulator  ·  2026-10-28  ·  第 </w:t>
+      <w:t xml:space="preserve">文档索引  ·  Mobile-Manipulator  ·  2026-10-29  ·  第 </w:t>
     </w:r>
     <w:r>
       <w:rPr>
